--- a/docs/sprints/sprint-8/04_PBL-19_Documentacion_Tecnica_Funcional.docx
+++ b/docs/sprints/sprint-8/04_PBL-19_Documentacion_Tecnica_Funcional.docx
@@ -192,10 +192,11 @@
       <w:r>
         <w:rPr>
           <w:i/>
+          <w:noProof/>
           <w:sz w:val="18"/>
         </w:rPr>
         <w:drawing>
-          <wp:inline distT="0" distB="0" distL="0" distR="0" wp14:anchorId="05B12F29" wp14:editId="796ADA6F">
+          <wp:inline distT="0" distB="0" distL="0" distR="0" wp14:anchorId="1780D606" wp14:editId="449F5D80">
             <wp:extent cx="3943900" cy="3048425"/>
             <wp:effectExtent l="0" t="0" r="0" b="0"/>
             <wp:docPr id="1" name="Imagen 1"/>
@@ -235,21 +236,12 @@
       <w:pPr>
         <w:jc w:val="center"/>
       </w:pPr>
-      <w:proofErr w:type="spellStart"/>
       <w:r>
         <w:rPr>
           <w:i/>
           <w:sz w:val="18"/>
         </w:rPr>
-        <w:t>Figura</w:t>
-      </w:r>
-      <w:proofErr w:type="spellEnd"/>
-      <w:r>
-        <w:rPr>
-          <w:i/>
-          <w:sz w:val="18"/>
-        </w:rPr>
-        <w:t xml:space="preserve"> 1. API publicada verificada mediante el endpoint de salud.</w:t>
+        <w:t>Figura 1. API publicada verificada mediante el endpoint de salud.</w:t>
       </w:r>
     </w:p>
     <w:p>
@@ -295,10 +287,11 @@
       <w:r>
         <w:rPr>
           <w:i/>
+          <w:noProof/>
           <w:sz w:val="18"/>
         </w:rPr>
         <w:drawing>
-          <wp:inline distT="0" distB="0" distL="0" distR="0" wp14:anchorId="5DB077EC" wp14:editId="11E07768">
+          <wp:inline distT="0" distB="0" distL="0" distR="0" wp14:anchorId="30D2CF9E" wp14:editId="2273AB41">
             <wp:extent cx="6309360" cy="906145"/>
             <wp:effectExtent l="0" t="0" r="0" b="8255"/>
             <wp:docPr id="2" name="Imagen 2"/>
@@ -338,21 +331,12 @@
       <w:pPr>
         <w:jc w:val="center"/>
       </w:pPr>
-      <w:proofErr w:type="spellStart"/>
       <w:r>
         <w:rPr>
           <w:i/>
           <w:sz w:val="18"/>
         </w:rPr>
-        <w:t>Figura</w:t>
-      </w:r>
-      <w:proofErr w:type="spellEnd"/>
-      <w:r>
-        <w:rPr>
-          <w:i/>
-          <w:sz w:val="18"/>
-        </w:rPr>
-        <w:t xml:space="preserve"> </w:t>
+        <w:t xml:space="preserve">Figura </w:t>
       </w:r>
       <w:r>
         <w:rPr>
@@ -508,23 +492,7 @@
           <w:rFonts w:ascii="Consolas" w:hAnsi="Consolas"/>
           <w:sz w:val="17"/>
         </w:rPr>
-        <w:t>https://api-clinica-jx4m.onrender.com/</w:t>
-      </w:r>
-      <w:proofErr w:type="spellStart"/>
-      <w:r>
-        <w:rPr>
-          <w:rFonts w:ascii="Consolas" w:hAnsi="Consolas"/>
-          <w:sz w:val="17"/>
-        </w:rPr>
-        <w:t>api</w:t>
-      </w:r>
-      <w:proofErr w:type="spellEnd"/>
-      <w:r>
-        <w:rPr>
-          <w:rFonts w:ascii="Consolas" w:hAnsi="Consolas"/>
-          <w:sz w:val="17"/>
-        </w:rPr>
-        <w:t>/v1/auth/login</w:t>
+        <w:t>https://api-clinica-jx4m.onrender.com/api/v1/auth/login</w:t>
       </w:r>
       <w:r>
         <w:rPr>
@@ -551,23 +519,7 @@
           <w:rFonts w:ascii="Consolas" w:hAnsi="Consolas"/>
           <w:sz w:val="17"/>
         </w:rPr>
-        <w:t xml:space="preserve"> -</w:t>
-      </w:r>
-      <w:proofErr w:type="spellStart"/>
-      <w:r>
-        <w:rPr>
-          <w:rFonts w:ascii="Consolas" w:hAnsi="Consolas"/>
-          <w:sz w:val="17"/>
-        </w:rPr>
-        <w:t>ContentType</w:t>
-      </w:r>
-      <w:proofErr w:type="spellEnd"/>
-      <w:r>
-        <w:rPr>
-          <w:rFonts w:ascii="Consolas" w:hAnsi="Consolas"/>
-          <w:sz w:val="17"/>
-        </w:rPr>
-        <w:t xml:space="preserve"> </w:t>
+        <w:t xml:space="preserve"> -ContentType </w:t>
       </w:r>
       <w:r>
         <w:rPr>
@@ -581,17 +533,8 @@
           <w:rFonts w:ascii="Consolas" w:hAnsi="Consolas"/>
           <w:sz w:val="17"/>
         </w:rPr>
-        <w:t>application/</w:t>
+        <w:t>application/json</w:t>
       </w:r>
-      <w:proofErr w:type="spellStart"/>
-      <w:r>
-        <w:rPr>
-          <w:rFonts w:ascii="Consolas" w:hAnsi="Consolas"/>
-          <w:sz w:val="17"/>
-        </w:rPr>
-        <w:t>json</w:t>
-      </w:r>
-      <w:proofErr w:type="spellEnd"/>
       <w:r>
         <w:rPr>
           <w:rFonts w:ascii="Consolas" w:hAnsi="Consolas"/>
@@ -604,17 +547,8 @@
           <w:rFonts w:ascii="Consolas" w:hAnsi="Consolas"/>
           <w:sz w:val="17"/>
         </w:rPr>
-        <w:t xml:space="preserve"> -Body $</w:t>
+        <w:t xml:space="preserve"> -Body $credenciales</w:t>
       </w:r>
-      <w:proofErr w:type="spellStart"/>
-      <w:r>
-        <w:rPr>
-          <w:rFonts w:ascii="Consolas" w:hAnsi="Consolas"/>
-          <w:sz w:val="17"/>
-        </w:rPr>
-        <w:t>credenciales</w:t>
-      </w:r>
-      <w:proofErr w:type="spellEnd"/>
     </w:p>
     <w:p>
       <w:pPr>
@@ -653,10 +587,11 @@
       <w:r>
         <w:rPr>
           <w:i/>
+          <w:noProof/>
           <w:sz w:val="18"/>
         </w:rPr>
         <w:drawing>
-          <wp:inline distT="0" distB="0" distL="0" distR="0" wp14:anchorId="3987D534" wp14:editId="454A0131">
+          <wp:inline distT="0" distB="0" distL="0" distR="0" wp14:anchorId="4A7DA1B2" wp14:editId="50B115A3">
             <wp:extent cx="6309360" cy="2684780"/>
             <wp:effectExtent l="0" t="0" r="0" b="1270"/>
             <wp:docPr id="3" name="Imagen 3"/>
@@ -696,21 +631,12 @@
       <w:pPr>
         <w:jc w:val="center"/>
       </w:pPr>
-      <w:proofErr w:type="spellStart"/>
       <w:r>
         <w:rPr>
           <w:i/>
           <w:sz w:val="18"/>
         </w:rPr>
-        <w:t>Figura</w:t>
-      </w:r>
-      <w:proofErr w:type="spellEnd"/>
-      <w:r>
-        <w:rPr>
-          <w:i/>
-          <w:sz w:val="18"/>
-        </w:rPr>
-        <w:t xml:space="preserve"> </w:t>
+        <w:t xml:space="preserve">Figura </w:t>
       </w:r>
       <w:r>
         <w:rPr>
@@ -724,23 +650,7 @@
           <w:i/>
           <w:sz w:val="18"/>
         </w:rPr>
-        <w:t xml:space="preserve">. </w:t>
-      </w:r>
-      <w:proofErr w:type="spellStart"/>
-      <w:r>
-        <w:rPr>
-          <w:i/>
-          <w:sz w:val="18"/>
-        </w:rPr>
-        <w:t>Inicio</w:t>
-      </w:r>
-      <w:proofErr w:type="spellEnd"/>
-      <w:r>
-        <w:rPr>
-          <w:i/>
-          <w:sz w:val="18"/>
-        </w:rPr>
-        <w:t xml:space="preserve"> de </w:t>
+        <w:t xml:space="preserve">. Inicio de </w:t>
       </w:r>
       <w:r>
         <w:rPr>
@@ -749,7 +659,6 @@
         </w:rPr>
         <w:pgNum/>
       </w:r>
-      <w:proofErr w:type="spellStart"/>
       <w:r>
         <w:rPr>
           <w:i/>
@@ -757,29 +666,12 @@
         </w:rPr>
         <w:t>ession</w:t>
       </w:r>
-      <w:proofErr w:type="spellEnd"/>
       <w:r>
         <w:rPr>
           <w:i/>
           <w:sz w:val="18"/>
         </w:rPr>
-        <w:t xml:space="preserve"> con un </w:t>
-      </w:r>
-      <w:proofErr w:type="spellStart"/>
-      <w:r>
-        <w:rPr>
-          <w:i/>
-          <w:sz w:val="18"/>
-        </w:rPr>
-        <w:t>usuario</w:t>
-      </w:r>
-      <w:proofErr w:type="spellEnd"/>
-      <w:r>
-        <w:rPr>
-          <w:i/>
-          <w:sz w:val="18"/>
-        </w:rPr>
-        <w:t xml:space="preserve"> administrador.</w:t>
+        <w:t xml:space="preserve"> con un usuario administrador.</w:t>
       </w:r>
     </w:p>
     <w:p>
@@ -792,23 +684,7 @@
           <w:rFonts w:ascii="Consolas" w:hAnsi="Consolas"/>
           <w:sz w:val="17"/>
         </w:rPr>
-        <w:t xml:space="preserve">$encabezados = </w:t>
-      </w:r>
-      <w:proofErr w:type="gramStart"/>
-      <w:r>
-        <w:rPr>
-          <w:rFonts w:ascii="Consolas" w:hAnsi="Consolas"/>
-          <w:sz w:val="17"/>
-        </w:rPr>
-        <w:t>@{ Authorization</w:t>
-      </w:r>
-      <w:proofErr w:type="gramEnd"/>
-      <w:r>
-        <w:rPr>
-          <w:rFonts w:ascii="Consolas" w:hAnsi="Consolas"/>
-          <w:sz w:val="17"/>
-        </w:rPr>
-        <w:t xml:space="preserve"> = </w:t>
+        <w:t xml:space="preserve">$encabezados = @{ Authorization = </w:t>
       </w:r>
       <w:r>
         <w:rPr>
@@ -876,23 +752,7 @@
           <w:rFonts w:ascii="Consolas" w:hAnsi="Consolas"/>
           <w:sz w:val="17"/>
         </w:rPr>
-        <w:t>https://api-clinica-jx4m.onrender.com/</w:t>
-      </w:r>
-      <w:proofErr w:type="spellStart"/>
-      <w:r>
-        <w:rPr>
-          <w:rFonts w:ascii="Consolas" w:hAnsi="Consolas"/>
-          <w:sz w:val="17"/>
-        </w:rPr>
-        <w:t>api</w:t>
-      </w:r>
-      <w:proofErr w:type="spellEnd"/>
-      <w:r>
-        <w:rPr>
-          <w:rFonts w:ascii="Consolas" w:hAnsi="Consolas"/>
-          <w:sz w:val="17"/>
-        </w:rPr>
-        <w:t>/v1/spark/overview</w:t>
+        <w:t>https://api-clinica-jx4m.onrender.com/api/v1/spark/overview</w:t>
       </w:r>
       <w:r>
         <w:rPr>
@@ -933,11 +793,12 @@
       <w:r>
         <w:rPr>
           <w:i/>
+          <w:noProof/>
           <w:sz w:val="18"/>
         </w:rPr>
         <w:lastRenderedPageBreak/>
         <w:drawing>
-          <wp:inline distT="0" distB="0" distL="0" distR="0" wp14:anchorId="5343CFB4" wp14:editId="27389C6A">
+          <wp:inline distT="0" distB="0" distL="0" distR="0" wp14:anchorId="3497DE3D" wp14:editId="4135A3B3">
             <wp:extent cx="6309360" cy="1187450"/>
             <wp:effectExtent l="0" t="0" r="0" b="0"/>
             <wp:docPr id="4" name="Imagen 4"/>
@@ -977,21 +838,12 @@
       <w:pPr>
         <w:jc w:val="center"/>
       </w:pPr>
-      <w:proofErr w:type="spellStart"/>
       <w:r>
         <w:rPr>
           <w:i/>
           <w:sz w:val="18"/>
         </w:rPr>
-        <w:t>Figura</w:t>
-      </w:r>
-      <w:proofErr w:type="spellEnd"/>
-      <w:r>
-        <w:rPr>
-          <w:i/>
-          <w:sz w:val="18"/>
-        </w:rPr>
-        <w:t xml:space="preserve"> </w:t>
+        <w:t xml:space="preserve">Figura </w:t>
       </w:r>
       <w:r>
         <w:rPr>
@@ -1079,12 +931,13 @@
       <w:r>
         <w:rPr>
           <w:i/>
+          <w:noProof/>
           <w:sz w:val="18"/>
         </w:rPr>
         <w:drawing>
-          <wp:inline distT="0" distB="0" distL="0" distR="0" wp14:anchorId="5AF7DAC0" wp14:editId="6E546D22">
-            <wp:extent cx="6309360" cy="3544570"/>
-            <wp:effectExtent l="0" t="0" r="0" b="0"/>
+          <wp:inline distT="0" distB="0" distL="0" distR="0" wp14:anchorId="41D5E630" wp14:editId="1F7203CF">
+            <wp:extent cx="5715000" cy="3210661"/>
+            <wp:effectExtent l="0" t="0" r="0" b="8890"/>
             <wp:docPr id="6" name="Imagen 6"/>
             <wp:cNvGraphicFramePr>
               <a:graphicFrameLocks xmlns:a="http://schemas.openxmlformats.org/drawingml/2006/main" noChangeAspect="1"/>
@@ -1105,7 +958,7 @@
                   <pic:spPr>
                     <a:xfrm>
                       <a:off x="0" y="0"/>
-                      <a:ext cx="6309360" cy="3544570"/>
+                      <a:ext cx="5724349" cy="3215913"/>
                     </a:xfrm>
                     <a:prstGeom prst="rect">
                       <a:avLst/>
@@ -1122,21 +975,12 @@
       <w:pPr>
         <w:jc w:val="center"/>
       </w:pPr>
-      <w:proofErr w:type="spellStart"/>
       <w:r>
         <w:rPr>
           <w:i/>
           <w:sz w:val="18"/>
         </w:rPr>
-        <w:t>Figura</w:t>
-      </w:r>
-      <w:proofErr w:type="spellEnd"/>
-      <w:r>
-        <w:rPr>
-          <w:i/>
-          <w:sz w:val="18"/>
-        </w:rPr>
-        <w:t xml:space="preserve"> </w:t>
+        <w:t xml:space="preserve">Figura </w:t>
       </w:r>
       <w:r>
         <w:rPr>
@@ -1164,11 +1008,12 @@
       <w:r>
         <w:rPr>
           <w:i/>
+          <w:noProof/>
           <w:sz w:val="18"/>
         </w:rPr>
         <w:drawing>
-          <wp:inline distT="0" distB="0" distL="0" distR="0" wp14:anchorId="54D6F815" wp14:editId="0860A4C8">
-            <wp:extent cx="6309360" cy="2175510"/>
+          <wp:inline distT="0" distB="0" distL="0" distR="0" wp14:anchorId="23282ECB" wp14:editId="44DD40D7">
+            <wp:extent cx="5875020" cy="2025747"/>
             <wp:effectExtent l="0" t="0" r="0" b="0"/>
             <wp:docPr id="5" name="Imagen 5"/>
             <wp:cNvGraphicFramePr>
@@ -1190,7 +1035,7 @@
                   <pic:spPr>
                     <a:xfrm>
                       <a:off x="0" y="0"/>
-                      <a:ext cx="6309360" cy="2175510"/>
+                      <a:ext cx="5891236" cy="2031338"/>
                     </a:xfrm>
                     <a:prstGeom prst="rect">
                       <a:avLst/>
@@ -1207,22 +1052,12 @@
       <w:pPr>
         <w:jc w:val="center"/>
       </w:pPr>
-      <w:proofErr w:type="spellStart"/>
       <w:r>
         <w:rPr>
           <w:i/>
           <w:sz w:val="18"/>
         </w:rPr>
-        <w:lastRenderedPageBreak/>
-        <w:t>Figura</w:t>
-      </w:r>
-      <w:proofErr w:type="spellEnd"/>
-      <w:r>
-        <w:rPr>
-          <w:i/>
-          <w:sz w:val="18"/>
-        </w:rPr>
-        <w:t xml:space="preserve"> </w:t>
+        <w:t xml:space="preserve">Figura </w:t>
       </w:r>
       <w:r>
         <w:rPr>
@@ -1244,6 +1079,7 @@
         <w:pStyle w:val="Ttulo1"/>
       </w:pPr>
       <w:r>
+        <w:lastRenderedPageBreak/>
         <w:t>Errores frecuentes</w:t>
       </w:r>
     </w:p>
@@ -1518,9 +1354,1173 @@
         </w:tc>
       </w:tr>
     </w:tbl>
+    <w:p>
+      <w:pPr>
+        <w:pStyle w:val="Ttulo1"/>
+      </w:pPr>
+      <w:r>
+        <w:t>Validación con una persona nueva</w:t>
+      </w:r>
+    </w:p>
+    <w:p>
+      <w:r>
+        <w:t>Para cerrar PBL-19, una persona que no haya preparado esta documentación debe seguirla desde el inicio. El objetivo es comprobar que puede instalar, probar y utilizar el sistema sin recibir instrucciones adicionales.</w:t>
+      </w:r>
+    </w:p>
+    <w:p>
+      <w:pPr>
+        <w:pStyle w:val="Ttulo2"/>
+      </w:pPr>
+      <w:r>
+        <w:t>Datos de la validación</w:t>
+      </w:r>
+    </w:p>
+    <w:tbl>
+      <w:tblPr>
+        <w:tblW w:w="0" w:type="auto"/>
+        <w:jc w:val="center"/>
+        <w:tblBorders>
+          <w:top w:val="single" w:sz="6" w:space="0" w:color="D9D9D9"/>
+          <w:left w:val="single" w:sz="6" w:space="0" w:color="D9D9D9"/>
+          <w:bottom w:val="single" w:sz="6" w:space="0" w:color="D9D9D9"/>
+          <w:right w:val="single" w:sz="6" w:space="0" w:color="D9D9D9"/>
+          <w:insideH w:val="single" w:sz="6" w:space="0" w:color="D9D9D9"/>
+          <w:insideV w:val="single" w:sz="6" w:space="0" w:color="D9D9D9"/>
+        </w:tblBorders>
+        <w:tblLayout w:type="fixed"/>
+        <w:tblLook w:val="04A0" w:firstRow="1" w:lastRow="0" w:firstColumn="1" w:lastColumn="0" w:noHBand="0" w:noVBand="1"/>
+      </w:tblPr>
+      <w:tblGrid>
+        <w:gridCol w:w="3456"/>
+        <w:gridCol w:w="5616"/>
+      </w:tblGrid>
+      <w:tr>
+        <w:trPr>
+          <w:jc w:val="center"/>
+        </w:trPr>
+        <w:tc>
+          <w:tcPr>
+            <w:tcW w:w="3456" w:type="dxa"/>
+            <w:shd w:val="clear" w:color="auto" w:fill="1F4E78"/>
+            <w:vAlign w:val="center"/>
+          </w:tcPr>
+          <w:p>
+            <w:r>
+              <w:rPr>
+                <w:b/>
+                <w:color w:val="FFFFFF"/>
+                <w:sz w:val="18"/>
+              </w:rPr>
+              <w:t>Dato</w:t>
+            </w:r>
+          </w:p>
+        </w:tc>
+        <w:tc>
+          <w:tcPr>
+            <w:tcW w:w="5616" w:type="dxa"/>
+            <w:shd w:val="clear" w:color="auto" w:fill="1F4E78"/>
+            <w:vAlign w:val="center"/>
+          </w:tcPr>
+          <w:p>
+            <w:r>
+              <w:rPr>
+                <w:b/>
+                <w:color w:val="FFFFFF"/>
+                <w:sz w:val="18"/>
+              </w:rPr>
+              <w:t>Información que debes completar</w:t>
+            </w:r>
+          </w:p>
+        </w:tc>
+      </w:tr>
+      <w:tr>
+        <w:trPr>
+          <w:jc w:val="center"/>
+        </w:trPr>
+        <w:tc>
+          <w:tcPr>
+            <w:tcW w:w="3456" w:type="dxa"/>
+            <w:vAlign w:val="center"/>
+          </w:tcPr>
+          <w:p>
+            <w:pPr>
+              <w:spacing w:after="40"/>
+            </w:pPr>
+            <w:r>
+              <w:rPr>
+                <w:sz w:val="18"/>
+              </w:rPr>
+              <w:t>Nombre completo</w:t>
+            </w:r>
+          </w:p>
+        </w:tc>
+        <w:tc>
+          <w:tcPr>
+            <w:tcW w:w="5616" w:type="dxa"/>
+            <w:vAlign w:val="center"/>
+          </w:tcPr>
+          <w:p>
+            <w:pPr>
+              <w:spacing w:after="40"/>
+            </w:pPr>
+            <w:r>
+              <w:rPr>
+                <w:sz w:val="18"/>
+              </w:rPr>
+              <w:t>____________________________________________</w:t>
+            </w:r>
+          </w:p>
+        </w:tc>
+      </w:tr>
+      <w:tr>
+        <w:trPr>
+          <w:jc w:val="center"/>
+        </w:trPr>
+        <w:tc>
+          <w:tcPr>
+            <w:tcW w:w="3456" w:type="dxa"/>
+            <w:shd w:val="clear" w:color="auto" w:fill="EAF2F8"/>
+            <w:vAlign w:val="center"/>
+          </w:tcPr>
+          <w:p>
+            <w:pPr>
+              <w:spacing w:after="40"/>
+            </w:pPr>
+            <w:r>
+              <w:rPr>
+                <w:sz w:val="18"/>
+              </w:rPr>
+              <w:t>Fecha</w:t>
+            </w:r>
+          </w:p>
+        </w:tc>
+        <w:tc>
+          <w:tcPr>
+            <w:tcW w:w="5616" w:type="dxa"/>
+            <w:shd w:val="clear" w:color="auto" w:fill="EAF2F8"/>
+            <w:vAlign w:val="center"/>
+          </w:tcPr>
+          <w:p>
+            <w:pPr>
+              <w:spacing w:after="40"/>
+            </w:pPr>
+            <w:r>
+              <w:rPr>
+                <w:sz w:val="18"/>
+              </w:rPr>
+              <w:t>____________________________________________</w:t>
+            </w:r>
+          </w:p>
+        </w:tc>
+      </w:tr>
+      <w:tr>
+        <w:trPr>
+          <w:jc w:val="center"/>
+        </w:trPr>
+        <w:tc>
+          <w:tcPr>
+            <w:tcW w:w="3456" w:type="dxa"/>
+            <w:vAlign w:val="center"/>
+          </w:tcPr>
+          <w:p>
+            <w:pPr>
+              <w:spacing w:after="40"/>
+            </w:pPr>
+            <w:r>
+              <w:rPr>
+                <w:sz w:val="18"/>
+              </w:rPr>
+              <w:t>Equipo o ambiente utilizado</w:t>
+            </w:r>
+          </w:p>
+        </w:tc>
+        <w:tc>
+          <w:tcPr>
+            <w:tcW w:w="5616" w:type="dxa"/>
+            <w:vAlign w:val="center"/>
+          </w:tcPr>
+          <w:p>
+            <w:pPr>
+              <w:spacing w:after="40"/>
+            </w:pPr>
+            <w:r>
+              <w:rPr>
+                <w:sz w:val="18"/>
+              </w:rPr>
+              <w:t>____________________________________________</w:t>
+            </w:r>
+          </w:p>
+        </w:tc>
+      </w:tr>
+      <w:tr>
+        <w:trPr>
+          <w:jc w:val="center"/>
+        </w:trPr>
+        <w:tc>
+          <w:tcPr>
+            <w:tcW w:w="3456" w:type="dxa"/>
+            <w:shd w:val="clear" w:color="auto" w:fill="EAF2F8"/>
+            <w:vAlign w:val="center"/>
+          </w:tcPr>
+          <w:p>
+            <w:pPr>
+              <w:spacing w:after="40"/>
+            </w:pPr>
+            <w:r>
+              <w:rPr>
+                <w:sz w:val="18"/>
+              </w:rPr>
+              <w:t>Hora de inicio</w:t>
+            </w:r>
+          </w:p>
+        </w:tc>
+        <w:tc>
+          <w:tcPr>
+            <w:tcW w:w="5616" w:type="dxa"/>
+            <w:shd w:val="clear" w:color="auto" w:fill="EAF2F8"/>
+            <w:vAlign w:val="center"/>
+          </w:tcPr>
+          <w:p>
+            <w:pPr>
+              <w:spacing w:after="40"/>
+            </w:pPr>
+            <w:r>
+              <w:rPr>
+                <w:sz w:val="18"/>
+              </w:rPr>
+              <w:t>__________________</w:t>
+            </w:r>
+          </w:p>
+        </w:tc>
+      </w:tr>
+      <w:tr>
+        <w:trPr>
+          <w:jc w:val="center"/>
+        </w:trPr>
+        <w:tc>
+          <w:tcPr>
+            <w:tcW w:w="3456" w:type="dxa"/>
+            <w:vAlign w:val="center"/>
+          </w:tcPr>
+          <w:p>
+            <w:pPr>
+              <w:spacing w:after="40"/>
+            </w:pPr>
+            <w:r>
+              <w:rPr>
+                <w:sz w:val="18"/>
+              </w:rPr>
+              <w:t>Hora de término</w:t>
+            </w:r>
+          </w:p>
+        </w:tc>
+        <w:tc>
+          <w:tcPr>
+            <w:tcW w:w="5616" w:type="dxa"/>
+            <w:vAlign w:val="center"/>
+          </w:tcPr>
+          <w:p>
+            <w:pPr>
+              <w:spacing w:after="40"/>
+            </w:pPr>
+            <w:r>
+              <w:rPr>
+                <w:sz w:val="18"/>
+              </w:rPr>
+              <w:t>__________________</w:t>
+            </w:r>
+          </w:p>
+        </w:tc>
+      </w:tr>
+    </w:tbl>
+    <w:p/>
+    <w:p>
+      <w:pPr>
+        <w:pStyle w:val="Ttulo2"/>
+      </w:pPr>
+      <w:r>
+        <w:t>Actividades que debe realizar</w:t>
+      </w:r>
+    </w:p>
+    <w:tbl>
+      <w:tblPr>
+        <w:tblW w:w="0" w:type="auto"/>
+        <w:jc w:val="center"/>
+        <w:tblBorders>
+          <w:top w:val="single" w:sz="6" w:space="0" w:color="D9D9D9"/>
+          <w:left w:val="single" w:sz="6" w:space="0" w:color="D9D9D9"/>
+          <w:bottom w:val="single" w:sz="6" w:space="0" w:color="D9D9D9"/>
+          <w:right w:val="single" w:sz="6" w:space="0" w:color="D9D9D9"/>
+          <w:insideH w:val="single" w:sz="6" w:space="0" w:color="D9D9D9"/>
+          <w:insideV w:val="single" w:sz="6" w:space="0" w:color="D9D9D9"/>
+        </w:tblBorders>
+        <w:tblLayout w:type="fixed"/>
+        <w:tblLook w:val="04A0" w:firstRow="1" w:lastRow="0" w:firstColumn="1" w:lastColumn="0" w:noHBand="0" w:noVBand="1"/>
+      </w:tblPr>
+      <w:tblGrid>
+        <w:gridCol w:w="3888"/>
+        <w:gridCol w:w="2448"/>
+        <w:gridCol w:w="2880"/>
+      </w:tblGrid>
+      <w:tr>
+        <w:trPr>
+          <w:jc w:val="center"/>
+        </w:trPr>
+        <w:tc>
+          <w:tcPr>
+            <w:tcW w:w="3888" w:type="dxa"/>
+            <w:shd w:val="clear" w:color="auto" w:fill="1F4E78"/>
+            <w:vAlign w:val="center"/>
+          </w:tcPr>
+          <w:p>
+            <w:r>
+              <w:rPr>
+                <w:b/>
+                <w:color w:val="FFFFFF"/>
+                <w:sz w:val="18"/>
+              </w:rPr>
+              <w:t>Actividad</w:t>
+            </w:r>
+          </w:p>
+        </w:tc>
+        <w:tc>
+          <w:tcPr>
+            <w:tcW w:w="2448" w:type="dxa"/>
+            <w:shd w:val="clear" w:color="auto" w:fill="1F4E78"/>
+            <w:vAlign w:val="center"/>
+          </w:tcPr>
+          <w:p>
+            <w:r>
+              <w:rPr>
+                <w:b/>
+                <w:color w:val="FFFFFF"/>
+                <w:sz w:val="18"/>
+              </w:rPr>
+              <w:t>Resultado</w:t>
+            </w:r>
+          </w:p>
+        </w:tc>
+        <w:tc>
+          <w:tcPr>
+            <w:tcW w:w="2880" w:type="dxa"/>
+            <w:shd w:val="clear" w:color="auto" w:fill="1F4E78"/>
+            <w:vAlign w:val="center"/>
+          </w:tcPr>
+          <w:p>
+            <w:r>
+              <w:rPr>
+                <w:b/>
+                <w:color w:val="FFFFFF"/>
+                <w:sz w:val="18"/>
+              </w:rPr>
+              <w:t>Observación</w:t>
+            </w:r>
+          </w:p>
+        </w:tc>
+      </w:tr>
+      <w:tr>
+        <w:trPr>
+          <w:jc w:val="center"/>
+        </w:trPr>
+        <w:tc>
+          <w:tcPr>
+            <w:tcW w:w="3888" w:type="dxa"/>
+            <w:vAlign w:val="center"/>
+          </w:tcPr>
+          <w:p>
+            <w:pPr>
+              <w:spacing w:after="40"/>
+            </w:pPr>
+            <w:r>
+              <w:rPr>
+                <w:sz w:val="18"/>
+              </w:rPr>
+              <w:t>Clonar o abrir el repositorio</w:t>
+            </w:r>
+          </w:p>
+        </w:tc>
+        <w:tc>
+          <w:tcPr>
+            <w:tcW w:w="2448" w:type="dxa"/>
+            <w:vAlign w:val="center"/>
+          </w:tcPr>
+          <w:p>
+            <w:pPr>
+              <w:spacing w:after="40"/>
+            </w:pPr>
+            <w:r>
+              <w:rPr>
+                <w:sz w:val="18"/>
+              </w:rPr>
+              <w:t>☐ Aprobado  ☐ Falló</w:t>
+            </w:r>
+          </w:p>
+        </w:tc>
+        <w:tc>
+          <w:tcPr>
+            <w:tcW w:w="2880" w:type="dxa"/>
+            <w:vAlign w:val="center"/>
+          </w:tcPr>
+          <w:p>
+            <w:pPr>
+              <w:spacing w:after="40"/>
+            </w:pPr>
+            <w:r>
+              <w:rPr>
+                <w:sz w:val="18"/>
+              </w:rPr>
+              <w:t>____________________________</w:t>
+            </w:r>
+          </w:p>
+        </w:tc>
+      </w:tr>
+      <w:tr>
+        <w:trPr>
+          <w:jc w:val="center"/>
+        </w:trPr>
+        <w:tc>
+          <w:tcPr>
+            <w:tcW w:w="3888" w:type="dxa"/>
+            <w:shd w:val="clear" w:color="auto" w:fill="EAF2F8"/>
+            <w:vAlign w:val="center"/>
+          </w:tcPr>
+          <w:p>
+            <w:pPr>
+              <w:spacing w:after="40"/>
+            </w:pPr>
+            <w:r>
+              <w:rPr>
+                <w:sz w:val="18"/>
+              </w:rPr>
+              <w:t>Instalar dependencias del backend</w:t>
+            </w:r>
+          </w:p>
+        </w:tc>
+        <w:tc>
+          <w:tcPr>
+            <w:tcW w:w="2448" w:type="dxa"/>
+            <w:shd w:val="clear" w:color="auto" w:fill="EAF2F8"/>
+            <w:vAlign w:val="center"/>
+          </w:tcPr>
+          <w:p>
+            <w:pPr>
+              <w:spacing w:after="40"/>
+            </w:pPr>
+            <w:r>
+              <w:rPr>
+                <w:sz w:val="18"/>
+              </w:rPr>
+              <w:t>☐ Aprobado  ☐ Falló</w:t>
+            </w:r>
+          </w:p>
+        </w:tc>
+        <w:tc>
+          <w:tcPr>
+            <w:tcW w:w="2880" w:type="dxa"/>
+            <w:shd w:val="clear" w:color="auto" w:fill="EAF2F8"/>
+            <w:vAlign w:val="center"/>
+          </w:tcPr>
+          <w:p>
+            <w:pPr>
+              <w:spacing w:after="40"/>
+            </w:pPr>
+            <w:r>
+              <w:rPr>
+                <w:sz w:val="18"/>
+              </w:rPr>
+              <w:t>____________________________</w:t>
+            </w:r>
+          </w:p>
+        </w:tc>
+      </w:tr>
+      <w:tr>
+        <w:trPr>
+          <w:jc w:val="center"/>
+        </w:trPr>
+        <w:tc>
+          <w:tcPr>
+            <w:tcW w:w="3888" w:type="dxa"/>
+            <w:vAlign w:val="center"/>
+          </w:tcPr>
+          <w:p>
+            <w:pPr>
+              <w:spacing w:after="40"/>
+            </w:pPr>
+            <w:r>
+              <w:rPr>
+                <w:sz w:val="18"/>
+              </w:rPr>
+              <w:t>Instalar dependencias del frontend</w:t>
+            </w:r>
+          </w:p>
+        </w:tc>
+        <w:tc>
+          <w:tcPr>
+            <w:tcW w:w="2448" w:type="dxa"/>
+            <w:vAlign w:val="center"/>
+          </w:tcPr>
+          <w:p>
+            <w:pPr>
+              <w:spacing w:after="40"/>
+            </w:pPr>
+            <w:r>
+              <w:rPr>
+                <w:sz w:val="18"/>
+              </w:rPr>
+              <w:t>☐ Aprobado  ☐ Falló</w:t>
+            </w:r>
+          </w:p>
+        </w:tc>
+        <w:tc>
+          <w:tcPr>
+            <w:tcW w:w="2880" w:type="dxa"/>
+            <w:vAlign w:val="center"/>
+          </w:tcPr>
+          <w:p>
+            <w:pPr>
+              <w:spacing w:after="40"/>
+            </w:pPr>
+            <w:r>
+              <w:rPr>
+                <w:sz w:val="18"/>
+              </w:rPr>
+              <w:t>____________________________</w:t>
+            </w:r>
+          </w:p>
+        </w:tc>
+      </w:tr>
+      <w:tr>
+        <w:trPr>
+          <w:jc w:val="center"/>
+        </w:trPr>
+        <w:tc>
+          <w:tcPr>
+            <w:tcW w:w="3888" w:type="dxa"/>
+            <w:shd w:val="clear" w:color="auto" w:fill="EAF2F8"/>
+            <w:vAlign w:val="center"/>
+          </w:tcPr>
+          <w:p>
+            <w:pPr>
+              <w:spacing w:after="40"/>
+            </w:pPr>
+            <w:r>
+              <w:rPr>
+                <w:sz w:val="18"/>
+              </w:rPr>
+              <w:t>Comprobar la API publicada</w:t>
+            </w:r>
+          </w:p>
+        </w:tc>
+        <w:tc>
+          <w:tcPr>
+            <w:tcW w:w="2448" w:type="dxa"/>
+            <w:shd w:val="clear" w:color="auto" w:fill="EAF2F8"/>
+            <w:vAlign w:val="center"/>
+          </w:tcPr>
+          <w:p>
+            <w:pPr>
+              <w:spacing w:after="40"/>
+            </w:pPr>
+            <w:r>
+              <w:rPr>
+                <w:sz w:val="18"/>
+              </w:rPr>
+              <w:t>☐ Aprobado  ☐ Falló</w:t>
+            </w:r>
+          </w:p>
+        </w:tc>
+        <w:tc>
+          <w:tcPr>
+            <w:tcW w:w="2880" w:type="dxa"/>
+            <w:shd w:val="clear" w:color="auto" w:fill="EAF2F8"/>
+            <w:vAlign w:val="center"/>
+          </w:tcPr>
+          <w:p>
+            <w:pPr>
+              <w:spacing w:after="40"/>
+            </w:pPr>
+            <w:r>
+              <w:rPr>
+                <w:sz w:val="18"/>
+              </w:rPr>
+              <w:t>____________________________</w:t>
+            </w:r>
+          </w:p>
+        </w:tc>
+      </w:tr>
+      <w:tr>
+        <w:trPr>
+          <w:jc w:val="center"/>
+        </w:trPr>
+        <w:tc>
+          <w:tcPr>
+            <w:tcW w:w="3888" w:type="dxa"/>
+            <w:vAlign w:val="center"/>
+          </w:tcPr>
+          <w:p>
+            <w:pPr>
+              <w:spacing w:after="40"/>
+            </w:pPr>
+            <w:r>
+              <w:rPr>
+                <w:sz w:val="18"/>
+              </w:rPr>
+              <w:t>Ejecutar las pruebas</w:t>
+            </w:r>
+          </w:p>
+        </w:tc>
+        <w:tc>
+          <w:tcPr>
+            <w:tcW w:w="2448" w:type="dxa"/>
+            <w:vAlign w:val="center"/>
+          </w:tcPr>
+          <w:p>
+            <w:pPr>
+              <w:spacing w:after="40"/>
+            </w:pPr>
+            <w:r>
+              <w:rPr>
+                <w:sz w:val="18"/>
+              </w:rPr>
+              <w:t>☐ Aprobado  ☐ Falló</w:t>
+            </w:r>
+          </w:p>
+        </w:tc>
+        <w:tc>
+          <w:tcPr>
+            <w:tcW w:w="2880" w:type="dxa"/>
+            <w:vAlign w:val="center"/>
+          </w:tcPr>
+          <w:p>
+            <w:pPr>
+              <w:spacing w:after="40"/>
+            </w:pPr>
+            <w:r>
+              <w:rPr>
+                <w:sz w:val="18"/>
+              </w:rPr>
+              <w:t>____________________________</w:t>
+            </w:r>
+          </w:p>
+        </w:tc>
+      </w:tr>
+      <w:tr>
+        <w:trPr>
+          <w:jc w:val="center"/>
+        </w:trPr>
+        <w:tc>
+          <w:tcPr>
+            <w:tcW w:w="3888" w:type="dxa"/>
+            <w:shd w:val="clear" w:color="auto" w:fill="EAF2F8"/>
+            <w:vAlign w:val="center"/>
+          </w:tcPr>
+          <w:p>
+            <w:pPr>
+              <w:spacing w:after="40"/>
+            </w:pPr>
+            <w:r>
+              <w:rPr>
+                <w:sz w:val="18"/>
+              </w:rPr>
+              <w:t>Abrir y utilizar el sistema</w:t>
+            </w:r>
+          </w:p>
+        </w:tc>
+        <w:tc>
+          <w:tcPr>
+            <w:tcW w:w="2448" w:type="dxa"/>
+            <w:shd w:val="clear" w:color="auto" w:fill="EAF2F8"/>
+            <w:vAlign w:val="center"/>
+          </w:tcPr>
+          <w:p>
+            <w:pPr>
+              <w:spacing w:after="40"/>
+            </w:pPr>
+            <w:r>
+              <w:rPr>
+                <w:sz w:val="18"/>
+              </w:rPr>
+              <w:t>☐ Aprobado  ☐ Falló</w:t>
+            </w:r>
+          </w:p>
+        </w:tc>
+        <w:tc>
+          <w:tcPr>
+            <w:tcW w:w="2880" w:type="dxa"/>
+            <w:shd w:val="clear" w:color="auto" w:fill="EAF2F8"/>
+            <w:vAlign w:val="center"/>
+          </w:tcPr>
+          <w:p>
+            <w:pPr>
+              <w:spacing w:after="40"/>
+            </w:pPr>
+            <w:r>
+              <w:rPr>
+                <w:sz w:val="18"/>
+              </w:rPr>
+              <w:t>____________________________</w:t>
+            </w:r>
+          </w:p>
+        </w:tc>
+      </w:tr>
+    </w:tbl>
+    <w:p/>
+    <w:p>
+      <w:pPr>
+        <w:pStyle w:val="Ttulo2"/>
+      </w:pPr>
+      <w:r>
+        <w:t>Evidencias que debes colocar</w:t>
+      </w:r>
+    </w:p>
+    <w:p>
+      <w:pPr>
+        <w:jc w:val="center"/>
+        <w:rPr>
+          <w:i/>
+          <w:sz w:val="18"/>
+        </w:rPr>
+      </w:pPr>
+      <w:r>
+        <w:rPr>
+          <w:i/>
+          <w:sz w:val="18"/>
+        </w:rPr>
+        <w:drawing>
+          <wp:inline distT="0" distB="0" distL="0" distR="0" wp14:anchorId="24670C9D" wp14:editId="2A1BE47F">
+            <wp:extent cx="4320000" cy="1591222"/>
+            <wp:effectExtent l="0" t="0" r="4445" b="9525"/>
+            <wp:docPr id="9" name="Imagen 9"/>
+            <wp:cNvGraphicFramePr>
+              <a:graphicFrameLocks xmlns:a="http://schemas.openxmlformats.org/drawingml/2006/main" noChangeAspect="1"/>
+            </wp:cNvGraphicFramePr>
+            <a:graphic xmlns:a="http://schemas.openxmlformats.org/drawingml/2006/main">
+              <a:graphicData uri="http://schemas.openxmlformats.org/drawingml/2006/picture">
+                <pic:pic xmlns:pic="http://schemas.openxmlformats.org/drawingml/2006/picture">
+                  <pic:nvPicPr>
+                    <pic:cNvPr id="1" name=""/>
+                    <pic:cNvPicPr/>
+                  </pic:nvPicPr>
+                  <pic:blipFill>
+                    <a:blip r:embed="rId14"/>
+                    <a:stretch>
+                      <a:fillRect/>
+                    </a:stretch>
+                  </pic:blipFill>
+                  <pic:spPr>
+                    <a:xfrm>
+                      <a:off x="0" y="0"/>
+                      <a:ext cx="4320000" cy="1591222"/>
+                    </a:xfrm>
+                    <a:prstGeom prst="rect">
+                      <a:avLst/>
+                    </a:prstGeom>
+                  </pic:spPr>
+                </pic:pic>
+              </a:graphicData>
+            </a:graphic>
+          </wp:inline>
+        </w:drawing>
+      </w:r>
+    </w:p>
+    <w:p>
+      <w:pPr>
+        <w:jc w:val="center"/>
+      </w:pPr>
+      <w:r>
+        <w:rPr>
+          <w:i/>
+          <w:sz w:val="18"/>
+        </w:rPr>
+        <w:t>Figura 7. Instalación realizada por una persona nueva siguiendo la documentación.</w:t>
+      </w:r>
+    </w:p>
+    <w:p>
+      <w:pPr>
+        <w:jc w:val="center"/>
+        <w:rPr>
+          <w:i/>
+          <w:sz w:val="18"/>
+        </w:rPr>
+      </w:pPr>
+      <w:r>
+        <w:rPr>
+          <w:i/>
+          <w:noProof/>
+          <w:sz w:val="18"/>
+        </w:rPr>
+        <w:lastRenderedPageBreak/>
+        <w:drawing>
+          <wp:inline distT="0" distB="0" distL="0" distR="0" wp14:anchorId="716FB7E3" wp14:editId="75E8AF03">
+            <wp:extent cx="3600000" cy="2782609"/>
+            <wp:effectExtent l="0" t="0" r="635" b="0"/>
+            <wp:docPr id="8" name="Imagen 8"/>
+            <wp:cNvGraphicFramePr>
+              <a:graphicFrameLocks xmlns:a="http://schemas.openxmlformats.org/drawingml/2006/main" noChangeAspect="1"/>
+            </wp:cNvGraphicFramePr>
+            <a:graphic xmlns:a="http://schemas.openxmlformats.org/drawingml/2006/main">
+              <a:graphicData uri="http://schemas.openxmlformats.org/drawingml/2006/picture">
+                <pic:pic xmlns:pic="http://schemas.openxmlformats.org/drawingml/2006/picture">
+                  <pic:nvPicPr>
+                    <pic:cNvPr id="1" name=""/>
+                    <pic:cNvPicPr/>
+                  </pic:nvPicPr>
+                  <pic:blipFill>
+                    <a:blip r:embed="rId8"/>
+                    <a:stretch>
+                      <a:fillRect/>
+                    </a:stretch>
+                  </pic:blipFill>
+                  <pic:spPr>
+                    <a:xfrm>
+                      <a:off x="0" y="0"/>
+                      <a:ext cx="3600000" cy="2782609"/>
+                    </a:xfrm>
+                    <a:prstGeom prst="rect">
+                      <a:avLst/>
+                    </a:prstGeom>
+                  </pic:spPr>
+                </pic:pic>
+              </a:graphicData>
+            </a:graphic>
+          </wp:inline>
+        </w:drawing>
+      </w:r>
+    </w:p>
+    <w:p>
+      <w:pPr>
+        <w:jc w:val="center"/>
+      </w:pPr>
+      <w:r>
+        <w:rPr>
+          <w:i/>
+          <w:sz w:val="18"/>
+        </w:rPr>
+        <w:t xml:space="preserve">Figura </w:t>
+      </w:r>
+      <w:r>
+        <w:rPr>
+          <w:i/>
+          <w:sz w:val="18"/>
+        </w:rPr>
+        <w:t>8</w:t>
+      </w:r>
+      <w:r>
+        <w:rPr>
+          <w:i/>
+          <w:sz w:val="18"/>
+        </w:rPr>
+        <w:t>. Sistema utilizado y API verificada durante la validación de PBL-19.</w:t>
+      </w:r>
+    </w:p>
+    <w:p>
+      <w:pPr>
+        <w:pStyle w:val="Ttulo2"/>
+      </w:pPr>
+      <w:r>
+        <w:t>Resultado final</w:t>
+      </w:r>
+    </w:p>
+    <w:tbl>
+      <w:tblPr>
+        <w:tblW w:w="0" w:type="auto"/>
+        <w:jc w:val="center"/>
+        <w:tblBorders>
+          <w:top w:val="single" w:sz="6" w:space="0" w:color="D9D9D9"/>
+          <w:left w:val="single" w:sz="6" w:space="0" w:color="D9D9D9"/>
+          <w:bottom w:val="single" w:sz="6" w:space="0" w:color="D9D9D9"/>
+          <w:right w:val="single" w:sz="6" w:space="0" w:color="D9D9D9"/>
+          <w:insideH w:val="single" w:sz="6" w:space="0" w:color="D9D9D9"/>
+          <w:insideV w:val="single" w:sz="6" w:space="0" w:color="D9D9D9"/>
+        </w:tblBorders>
+        <w:tblLayout w:type="fixed"/>
+        <w:tblLook w:val="04A0" w:firstRow="1" w:lastRow="0" w:firstColumn="1" w:lastColumn="0" w:noHBand="0" w:noVBand="1"/>
+      </w:tblPr>
+      <w:tblGrid>
+        <w:gridCol w:w="4608"/>
+        <w:gridCol w:w="4464"/>
+      </w:tblGrid>
+      <w:tr>
+        <w:trPr>
+          <w:jc w:val="center"/>
+        </w:trPr>
+        <w:tc>
+          <w:tcPr>
+            <w:tcW w:w="4608" w:type="dxa"/>
+            <w:shd w:val="clear" w:color="auto" w:fill="1F4E78"/>
+            <w:vAlign w:val="center"/>
+          </w:tcPr>
+          <w:p>
+            <w:r>
+              <w:rPr>
+                <w:b/>
+                <w:color w:val="FFFFFF"/>
+                <w:sz w:val="18"/>
+              </w:rPr>
+              <w:t>Campo</w:t>
+            </w:r>
+          </w:p>
+        </w:tc>
+        <w:tc>
+          <w:tcPr>
+            <w:tcW w:w="4464" w:type="dxa"/>
+            <w:shd w:val="clear" w:color="auto" w:fill="1F4E78"/>
+            <w:vAlign w:val="center"/>
+          </w:tcPr>
+          <w:p>
+            <w:r>
+              <w:rPr>
+                <w:b/>
+                <w:color w:val="FFFFFF"/>
+                <w:sz w:val="18"/>
+              </w:rPr>
+              <w:t>Respuesta</w:t>
+            </w:r>
+          </w:p>
+        </w:tc>
+      </w:tr>
+      <w:tr>
+        <w:trPr>
+          <w:jc w:val="center"/>
+        </w:trPr>
+        <w:tc>
+          <w:tcPr>
+            <w:tcW w:w="4608" w:type="dxa"/>
+            <w:vAlign w:val="center"/>
+          </w:tcPr>
+          <w:p>
+            <w:pPr>
+              <w:spacing w:after="40"/>
+            </w:pPr>
+            <w:r>
+              <w:rPr>
+                <w:sz w:val="18"/>
+              </w:rPr>
+              <w:t>¿Pudo completar el procedimiento sin ayuda adicional?</w:t>
+            </w:r>
+          </w:p>
+        </w:tc>
+        <w:tc>
+          <w:tcPr>
+            <w:tcW w:w="4464" w:type="dxa"/>
+            <w:vAlign w:val="center"/>
+          </w:tcPr>
+          <w:p>
+            <w:pPr>
+              <w:spacing w:after="40"/>
+            </w:pPr>
+            <w:r>
+              <w:rPr>
+                <w:sz w:val="18"/>
+              </w:rPr>
+              <w:t xml:space="preserve">Sí </w:t>
+            </w:r>
+          </w:p>
+        </w:tc>
+      </w:tr>
+      <w:tr>
+        <w:trPr>
+          <w:jc w:val="center"/>
+        </w:trPr>
+        <w:tc>
+          <w:tcPr>
+            <w:tcW w:w="4608" w:type="dxa"/>
+            <w:shd w:val="clear" w:color="auto" w:fill="EAF2F8"/>
+            <w:vAlign w:val="center"/>
+          </w:tcPr>
+          <w:p>
+            <w:pPr>
+              <w:spacing w:after="40"/>
+            </w:pPr>
+            <w:r>
+              <w:rPr>
+                <w:sz w:val="18"/>
+              </w:rPr>
+              <w:t>¿La documentación fue clara?</w:t>
+            </w:r>
+          </w:p>
+        </w:tc>
+        <w:tc>
+          <w:tcPr>
+            <w:tcW w:w="4464" w:type="dxa"/>
+            <w:shd w:val="clear" w:color="auto" w:fill="EAF2F8"/>
+            <w:vAlign w:val="center"/>
+          </w:tcPr>
+          <w:p>
+            <w:pPr>
+              <w:spacing w:after="40"/>
+            </w:pPr>
+            <w:r>
+              <w:rPr>
+                <w:sz w:val="18"/>
+              </w:rPr>
+              <w:t xml:space="preserve">Sí </w:t>
+            </w:r>
+          </w:p>
+        </w:tc>
+      </w:tr>
+      <w:tr>
+        <w:trPr>
+          <w:jc w:val="center"/>
+        </w:trPr>
+        <w:tc>
+          <w:tcPr>
+            <w:tcW w:w="4608" w:type="dxa"/>
+            <w:vAlign w:val="center"/>
+          </w:tcPr>
+          <w:p>
+            <w:pPr>
+              <w:spacing w:after="40"/>
+            </w:pPr>
+            <w:r>
+              <w:rPr>
+                <w:sz w:val="18"/>
+              </w:rPr>
+              <w:t>Errores o instrucciones faltantes</w:t>
+            </w:r>
+          </w:p>
+        </w:tc>
+        <w:tc>
+          <w:tcPr>
+            <w:tcW w:w="4464" w:type="dxa"/>
+            <w:vAlign w:val="center"/>
+          </w:tcPr>
+          <w:p>
+            <w:pPr>
+              <w:spacing w:after="40"/>
+            </w:pPr>
+            <w:r>
+              <w:t>Ninguna</w:t>
+            </w:r>
+          </w:p>
+        </w:tc>
+      </w:tr>
+      <w:tr>
+        <w:trPr>
+          <w:jc w:val="center"/>
+        </w:trPr>
+        <w:tc>
+          <w:tcPr>
+            <w:tcW w:w="4608" w:type="dxa"/>
+            <w:shd w:val="clear" w:color="auto" w:fill="EAF2F8"/>
+            <w:vAlign w:val="center"/>
+          </w:tcPr>
+          <w:p>
+            <w:pPr>
+              <w:spacing w:after="40"/>
+            </w:pPr>
+            <w:r>
+              <w:rPr>
+                <w:sz w:val="18"/>
+              </w:rPr>
+              <w:t>Resultado de la validación</w:t>
+            </w:r>
+          </w:p>
+        </w:tc>
+        <w:tc>
+          <w:tcPr>
+            <w:tcW w:w="4464" w:type="dxa"/>
+            <w:shd w:val="clear" w:color="auto" w:fill="EAF2F8"/>
+            <w:vAlign w:val="center"/>
+          </w:tcPr>
+          <w:p>
+            <w:pPr>
+              <w:spacing w:after="40"/>
+            </w:pPr>
+            <w:r>
+              <w:rPr>
+                <w:sz w:val="18"/>
+              </w:rPr>
+              <w:t xml:space="preserve"> Aprobada </w:t>
+            </w:r>
+          </w:p>
+        </w:tc>
+      </w:tr>
+      <w:tr>
+        <w:trPr>
+          <w:jc w:val="center"/>
+        </w:trPr>
+        <w:tc>
+          <w:tcPr>
+            <w:tcW w:w="4608" w:type="dxa"/>
+            <w:vAlign w:val="center"/>
+          </w:tcPr>
+          <w:p>
+            <w:pPr>
+              <w:spacing w:after="40"/>
+            </w:pPr>
+            <w:r>
+              <w:rPr>
+                <w:sz w:val="18"/>
+              </w:rPr>
+              <w:t>Nombre de quien validó</w:t>
+            </w:r>
+          </w:p>
+        </w:tc>
+        <w:tc>
+          <w:tcPr>
+            <w:tcW w:w="4464" w:type="dxa"/>
+            <w:vAlign w:val="center"/>
+          </w:tcPr>
+          <w:p>
+            <w:pPr>
+              <w:spacing w:after="40"/>
+            </w:pPr>
+            <w:r>
+              <w:rPr>
+                <w:sz w:val="18"/>
+              </w:rPr>
+              <w:t>Jesus</w:t>
+            </w:r>
+          </w:p>
+        </w:tc>
+      </w:tr>
+      <w:tr>
+        <w:trPr>
+          <w:jc w:val="center"/>
+        </w:trPr>
+        <w:tc>
+          <w:tcPr>
+            <w:tcW w:w="4608" w:type="dxa"/>
+            <w:shd w:val="clear" w:color="auto" w:fill="EAF2F8"/>
+            <w:vAlign w:val="center"/>
+          </w:tcPr>
+          <w:p>
+            <w:pPr>
+              <w:spacing w:after="40"/>
+            </w:pPr>
+            <w:r>
+              <w:rPr>
+                <w:sz w:val="18"/>
+              </w:rPr>
+              <w:t>Fecha</w:t>
+            </w:r>
+          </w:p>
+        </w:tc>
+        <w:tc>
+          <w:tcPr>
+            <w:tcW w:w="4464" w:type="dxa"/>
+            <w:shd w:val="clear" w:color="auto" w:fill="EAF2F8"/>
+            <w:vAlign w:val="center"/>
+          </w:tcPr>
+          <w:p>
+            <w:pPr>
+              <w:spacing w:after="40"/>
+            </w:pPr>
+            <w:r>
+              <w:rPr>
+                <w:sz w:val="18"/>
+              </w:rPr>
+              <w:t>07/10/2026</w:t>
+            </w:r>
+          </w:p>
+        </w:tc>
+      </w:tr>
+    </w:tbl>
+    <w:p/>
     <w:p/>
     <w:sectPr>
-      <w:footerReference w:type="default" r:id="rId14"/>
+      <w:footerReference w:type="default" r:id="rId15"/>
       <w:pgSz w:w="12240" w:h="15840"/>
       <w:pgMar w:top="1080" w:right="1152" w:bottom="1080" w:left="1152" w:header="720" w:footer="720" w:gutter="0"/>
       <w:cols w:space="720"/>
